--- a/episodes/The_Dark_Rise_Episode_08.docx
+++ b/episodes/The_Dark_Rise_Episode_08.docx
@@ -107,7 +107,7 @@
           <w:sz w:val="24"/>
           <w:szCs w:val="24"/>
         </w:rPr>
-        <w:t xml:space="preserve">He did not intend to cross the boundary. He told himself this twice more before he had gone even a hundred paces, which was itself a kind of warning he chose not to hear. He only wanted to see the ak-pu tree from close enough to know it was a real tree, rooted in real ground, and not the shapeless dread it had become in every telling since the dibia's apprentices ran.</w:t>
+        <w:t xml:space="preserve">He did not intend to cross the boundary. He told himself this twice more before he had gone even a hundred paces, which was itself a kind of warning he chose not to hear. He only wanted to see the iroko tree from close enough to know it was a real tree, rooted in real ground, and not the shapeless dread it had become in every telling since the dibia's apprentices ran.</w:t>
       </w:r>
     </w:p>
     <w:p>
@@ -272,7 +272,7 @@
           <w:sz w:val="24"/>
           <w:szCs w:val="24"/>
         </w:rPr>
-        <w:t xml:space="preserve">In the hollow beneath the ak-pu roots, the entity felt the woman's feet cross ground it had marked in its own attention the moment it first touched her thread, and understood, with the flat satisfaction of an experiment concluding cleanly, exactly how much of her it could move.</w:t>
+        <w:t xml:space="preserve">In the hollow beneath the iroko roots, the entity felt the woman's feet cross ground it had marked in its own attention the moment it first touched her thread, and understood, with the flat satisfaction of an experiment concluding cleanly, exactly how much of her it could move.</w:t>
       </w:r>
     </w:p>
     <w:p>
@@ -300,7 +300,7 @@
           <w:sz w:val="24"/>
           <w:szCs w:val="24"/>
         </w:rPr>
-        <w:t xml:space="preserve">She would have reached the tree line herself within a hundred more paces. The entity had intended to let her arrive, to feel what her hands remembered when they touched ak-pu bark again after all these years, and to see what that memory might loosen in her the way memory had loosened something in the dibia.</w:t>
+        <w:t xml:space="preserve">She would have reached the tree line herself within a hundred more paces. The entity had intended to let her arrive, to feel what her hands remembered when they touched iroko bark again after all these years, and to see what that memory might loosen in her the way memory had loosened something in the dibia.</w:t>
       </w:r>
     </w:p>
     <w:p>
@@ -384,7 +384,7 @@
           <w:sz w:val="24"/>
           <w:szCs w:val="24"/>
         </w:rPr>
-        <w:t xml:space="preserve">Obi reached her three strides before the first line of ak-pu saplings and caught her arm, and the moment his hand closed around it, Zara's whole body seized as though she had been dropped from a height into her own skin.</w:t>
+        <w:t xml:space="preserve">Obi reached her three strides before the first line of iroko saplings and caught her arm, and the moment his hand closed around it, Zara's whole body seized as though she had been dropped from a height into her own skin.</w:t>
       </w:r>
     </w:p>
     <w:p>
@@ -647,7 +647,7 @@
           <w:sz w:val="24"/>
           <w:szCs w:val="24"/>
         </w:rPr>
-        <w:t xml:space="preserve">Neither of them slept again before dawn. Neither of them knew yet that beneath the ak-pu roots, the entity had already filed away everything it needed from the night's failed experiment, and had begun, with the patience of something that measured time in centuries rather than hours, considering exactly which night it would choose not to let the woman stop.</w:t>
+        <w:t xml:space="preserve">Neither of them slept again before dawn. Neither of them knew yet that beneath the iroko roots, the entity had already filed away everything it needed from the night's failed experiment, and had begun, with the patience of something that measured time in centuries rather than hours, considering exactly which night it would choose not to let the woman stop.</w:t>
       </w:r>
     </w:p>
     <w:p>

--- a/episodes/The_Dark_Rise_Episode_08.docx
+++ b/episodes/The_Dark_Rise_Episode_08.docx
@@ -140,20 +140,7 @@
     </w:p>
     <w:p>
       <w:pPr>
-        <w:spacing w:after="0" w:line="360"/>
-      </w:pPr>
-      <w:r>
-        <w:rPr>
-          <w:rFonts w:ascii="Georgia" w:hAnsi="Georgia" w:cs="Georgia"/>
-          <w:sz w:val="24"/>
-          <w:szCs w:val="24"/>
-        </w:rPr>
-        <w:t xml:space="preserve"/>
-      </w:r>
-    </w:p>
-    <w:p>
-      <w:pPr>
-        <w:spacing w:after="60" w:line="360"/>
+        <w:spacing w:after="60" w:line="360" w:before="480"/>
         <w:ind w:firstLine="360"/>
       </w:pPr>
       <w:r>
@@ -181,20 +168,7 @@
     </w:p>
     <w:p>
       <w:pPr>
-        <w:spacing w:after="0" w:line="360"/>
-      </w:pPr>
-      <w:r>
-        <w:rPr>
-          <w:rFonts w:ascii="Georgia" w:hAnsi="Georgia" w:cs="Georgia"/>
-          <w:sz w:val="24"/>
-          <w:szCs w:val="24"/>
-        </w:rPr>
-        <w:t xml:space="preserve"/>
-      </w:r>
-    </w:p>
-    <w:p>
-      <w:pPr>
-        <w:spacing w:after="60" w:line="360"/>
+        <w:spacing w:after="60" w:line="360" w:before="480"/>
         <w:ind w:firstLine="360"/>
       </w:pPr>
       <w:r>
@@ -250,20 +224,7 @@
     </w:p>
     <w:p>
       <w:pPr>
-        <w:spacing w:after="0" w:line="360"/>
-      </w:pPr>
-      <w:r>
-        <w:rPr>
-          <w:rFonts w:ascii="Georgia" w:hAnsi="Georgia" w:cs="Georgia"/>
-          <w:sz w:val="24"/>
-          <w:szCs w:val="24"/>
-        </w:rPr>
-        <w:t xml:space="preserve"/>
-      </w:r>
-    </w:p>
-    <w:p>
-      <w:pPr>
-        <w:spacing w:after="60" w:line="360"/>
+        <w:spacing w:after="60" w:line="360" w:before="480"/>
         <w:ind w:firstLine="360"/>
       </w:pPr>
       <w:r>
@@ -333,15 +294,16 @@
     </w:p>
     <w:p>
       <w:pPr>
-        <w:spacing w:after="0" w:line="360"/>
-      </w:pPr>
-      <w:r>
-        <w:rPr>
-          <w:rFonts w:ascii="Georgia" w:hAnsi="Georgia" w:cs="Georgia"/>
-          <w:sz w:val="24"/>
-          <w:szCs w:val="24"/>
-        </w:rPr>
-        <w:t xml:space="preserve"/>
+        <w:spacing w:after="60" w:line="360" w:before="480"/>
+        <w:ind w:firstLine="360"/>
+      </w:pPr>
+      <w:r>
+        <w:rPr>
+          <w:rFonts w:ascii="Georgia" w:hAnsi="Georgia" w:cs="Georgia"/>
+          <w:sz w:val="24"/>
+          <w:szCs w:val="24"/>
+        </w:rPr>
+        <w:t xml:space="preserve">The cold exact voice recorded what the night had proven.</w:t>
       </w:r>
     </w:p>
     <w:p>
@@ -357,25 +319,12 @@
           <w:bCs/>
           <w:caps/>
         </w:rPr>
-        <w:t xml:space="preserve">SECOND THREAD CONFIRMED VIABLE. FULL MOTOR CONTROL ACHIEVABLE AT RANGE. WITHDRAWAL EXECUTED, UNDETECTED BY THIRD PARTY BEYOND THE HOST.</w:t>
-      </w:r>
-    </w:p>
-    <w:p>
-      <w:pPr>
-        <w:spacing w:after="0" w:line="360"/>
-      </w:pPr>
-      <w:r>
-        <w:rPr>
-          <w:rFonts w:ascii="Georgia" w:hAnsi="Georgia" w:cs="Georgia"/>
-          <w:sz w:val="24"/>
-          <w:szCs w:val="24"/>
-        </w:rPr>
-        <w:t xml:space="preserve"/>
-      </w:r>
-    </w:p>
-    <w:p>
-      <w:pPr>
-        <w:spacing w:after="60" w:line="360"/>
+        <w:t xml:space="preserve">Second thread confirmed viable. Full motor control achievable at range. Withdrawal executed, undetected by third party beyond the host.</w:t>
+      </w:r>
+    </w:p>
+    <w:p>
+      <w:pPr>
+        <w:spacing w:after="60" w:line="360" w:before="480"/>
         <w:ind w:firstLine="360"/>
       </w:pPr>
       <w:r>
@@ -445,20 +394,7 @@
     </w:p>
     <w:p>
       <w:pPr>
-        <w:spacing w:after="0" w:line="360"/>
-      </w:pPr>
-      <w:r>
-        <w:rPr>
-          <w:rFonts w:ascii="Georgia" w:hAnsi="Georgia" w:cs="Georgia"/>
-          <w:sz w:val="24"/>
-          <w:szCs w:val="24"/>
-        </w:rPr>
-        <w:t xml:space="preserve"/>
-      </w:r>
-    </w:p>
-    <w:p>
-      <w:pPr>
-        <w:spacing w:after="60" w:line="360"/>
+        <w:spacing w:after="60" w:line="360" w:before="480"/>
         <w:ind w:firstLine="360"/>
       </w:pPr>
       <w:r>
@@ -528,20 +464,7 @@
     </w:p>
     <w:p>
       <w:pPr>
-        <w:spacing w:after="0" w:line="360"/>
-      </w:pPr>
-      <w:r>
-        <w:rPr>
-          <w:rFonts w:ascii="Georgia" w:hAnsi="Georgia" w:cs="Georgia"/>
-          <w:sz w:val="24"/>
-          <w:szCs w:val="24"/>
-        </w:rPr>
-        <w:t xml:space="preserve"/>
-      </w:r>
-    </w:p>
-    <w:p>
-      <w:pPr>
-        <w:spacing w:after="60" w:line="360"/>
+        <w:spacing w:after="60" w:line="360" w:before="480"/>
         <w:ind w:firstLine="360"/>
       </w:pPr>
       <w:r>
@@ -625,20 +548,7 @@
     </w:p>
     <w:p>
       <w:pPr>
-        <w:spacing w:after="0" w:line="360"/>
-      </w:pPr>
-      <w:r>
-        <w:rPr>
-          <w:rFonts w:ascii="Georgia" w:hAnsi="Georgia" w:cs="Georgia"/>
-          <w:sz w:val="24"/>
-          <w:szCs w:val="24"/>
-        </w:rPr>
-        <w:t xml:space="preserve"/>
-      </w:r>
-    </w:p>
-    <w:p>
-      <w:pPr>
-        <w:spacing w:after="60" w:line="360"/>
+        <w:spacing w:after="60" w:line="360" w:before="480"/>
         <w:ind w:firstLine="360"/>
       </w:pPr>
       <w:r>
@@ -648,19 +558,6 @@
           <w:szCs w:val="24"/>
         </w:rPr>
         <w:t xml:space="preserve">Neither of them slept again before dawn. Neither of them knew yet that beneath the iroko roots, the entity had already filed away everything it needed from the night's failed experiment, and had begun, with the patience of something that measured time in centuries rather than hours, considering exactly which night it would choose not to let the woman stop.</w:t>
-      </w:r>
-    </w:p>
-    <w:p>
-      <w:pPr>
-        <w:spacing w:after="0" w:line="360"/>
-      </w:pPr>
-      <w:r>
-        <w:rPr>
-          <w:rFonts w:ascii="Georgia" w:hAnsi="Georgia" w:cs="Georgia"/>
-          <w:sz w:val="24"/>
-          <w:szCs w:val="24"/>
-        </w:rPr>
-        <w:t xml:space="preserve"/>
       </w:r>
     </w:p>
     <w:sectPr>
